--- a/03-peft-framework/docs/垂直领域大模型微调实践方案.docx
+++ b/03-peft-framework/docs/垂直领域大模型微调实践方案.docx
@@ -12,7 +12,7 @@
           <w:rFonts w:ascii="Times New Roman" w:hAnsi="Times New Roman" w:eastAsia="微软雅黑"/>
           <w:b/>
           <w:i w:val="0"/>
-          <w:color w:val="1F3964"/>
+          <w:color w:val="4E7EBA"/>
           <w:sz w:val="40"/>
         </w:rPr>
         <w:t>垂直领域大模型微调实践方案</w:t>
@@ -198,7 +198,7 @@
           <w:rFonts w:ascii="Times New Roman" w:hAnsi="Times New Roman" w:eastAsia="微软雅黑"/>
           <w:b/>
           <w:i w:val="0"/>
-          <w:color w:val="1F3964"/>
+          <w:color w:val="4E7EBA"/>
           <w:sz w:val="32"/>
         </w:rPr>
         <w:t>一、项目概述</w:t>
@@ -214,7 +214,7 @@
           <w:rFonts w:ascii="Times New Roman" w:hAnsi="Times New Roman" w:eastAsia="微软雅黑"/>
           <w:b/>
           <w:i w:val="0"/>
-          <w:color w:val="1F3964"/>
+          <w:color w:val="4E7EBA"/>
           <w:sz w:val="27"/>
         </w:rPr>
         <w:t>1.1 项目目标</w:t>
@@ -364,7 +364,7 @@
           <w:rFonts w:ascii="Times New Roman" w:hAnsi="Times New Roman" w:eastAsia="微软雅黑"/>
           <w:b/>
           <w:i w:val="0"/>
-          <w:color w:val="1F3964"/>
+          <w:color w:val="4E7EBA"/>
           <w:sz w:val="27"/>
         </w:rPr>
         <w:t>1.2 核心定位</w:t>
@@ -479,7 +479,7 @@
           <w:rFonts w:ascii="Times New Roman" w:hAnsi="Times New Roman" w:eastAsia="微软雅黑"/>
           <w:b/>
           <w:i w:val="0"/>
-          <w:color w:val="1F3964"/>
+          <w:color w:val="4E7EBA"/>
           <w:sz w:val="27"/>
         </w:rPr>
         <w:t>1.3 技术路线（两阶段策略）</w:t>
@@ -753,7 +753,7 @@
           <w:rFonts w:ascii="Times New Roman" w:hAnsi="Times New Roman" w:eastAsia="微软雅黑"/>
           <w:b/>
           <w:i w:val="0"/>
-          <w:color w:val="1F3964"/>
+          <w:color w:val="4E7EBA"/>
           <w:sz w:val="32"/>
         </w:rPr>
         <w:t>二、技术选型</w:t>
@@ -769,7 +769,7 @@
           <w:rFonts w:ascii="Times New Roman" w:hAnsi="Times New Roman" w:eastAsia="微软雅黑"/>
           <w:b/>
           <w:i w:val="0"/>
-          <w:color w:val="1F3964"/>
+          <w:color w:val="4E7EBA"/>
           <w:sz w:val="27"/>
         </w:rPr>
         <w:t>2.1 基础模型</w:t>
@@ -1091,7 +1091,7 @@
           <w:rFonts w:ascii="Times New Roman" w:hAnsi="Times New Roman" w:eastAsia="微软雅黑"/>
           <w:b/>
           <w:i w:val="0"/>
-          <w:color w:val="1F3964"/>
+          <w:color w:val="4E7EBA"/>
           <w:sz w:val="27"/>
         </w:rPr>
         <w:t>2.2 微调方法对比</w:t>
@@ -1612,7 +1612,7 @@
           <w:rFonts w:ascii="Times New Roman" w:hAnsi="Times New Roman" w:eastAsia="微软雅黑"/>
           <w:b/>
           <w:i w:val="0"/>
-          <w:color w:val="1F3964"/>
+          <w:color w:val="4E7EBA"/>
           <w:sz w:val="27"/>
         </w:rPr>
         <w:t>2.3 LoRA 关键参数</w:t>
@@ -2106,7 +2106,7 @@
           <w:rFonts w:ascii="Times New Roman" w:hAnsi="Times New Roman" w:eastAsia="微软雅黑"/>
           <w:b/>
           <w:i w:val="0"/>
-          <w:color w:val="1F3964"/>
+          <w:color w:val="4E7EBA"/>
           <w:sz w:val="27"/>
         </w:rPr>
         <w:t>2.4 训练框架</w:t>
@@ -2356,7 +2356,7 @@
           <w:rFonts w:ascii="Times New Roman" w:hAnsi="Times New Roman" w:eastAsia="微软雅黑"/>
           <w:b/>
           <w:i w:val="0"/>
-          <w:color w:val="1F3964"/>
+          <w:color w:val="4E7EBA"/>
           <w:sz w:val="27"/>
         </w:rPr>
         <w:t>2.5 开发环境</w:t>
@@ -2468,7 +2468,7 @@
           <w:rFonts w:ascii="Times New Roman" w:hAnsi="Times New Roman" w:eastAsia="微软雅黑"/>
           <w:b/>
           <w:i w:val="0"/>
-          <w:color w:val="1F3964"/>
+          <w:color w:val="4E7EBA"/>
           <w:sz w:val="32"/>
         </w:rPr>
         <w:t>三、数据准备（最关键的一步）</w:t>
@@ -2484,7 +2484,7 @@
           <w:rFonts w:ascii="Times New Roman" w:hAnsi="Times New Roman" w:eastAsia="微软雅黑"/>
           <w:b/>
           <w:i w:val="0"/>
-          <w:color w:val="1F3964"/>
+          <w:color w:val="4E7EBA"/>
           <w:sz w:val="27"/>
         </w:rPr>
         <w:t>3.1 数据来源</w:t>
@@ -2500,7 +2500,7 @@
           <w:rFonts w:ascii="Times New Roman" w:hAnsi="Times New Roman" w:eastAsia="微软雅黑"/>
           <w:b/>
           <w:i w:val="0"/>
-          <w:color w:val="1F3964"/>
+          <w:color w:val="4E7EBA"/>
           <w:sz w:val="24"/>
         </w:rPr>
         <w:t>第一类：公开数据集（基础数据）</w:t>
@@ -2929,7 +2929,7 @@
           <w:rFonts w:ascii="Times New Roman" w:hAnsi="Times New Roman" w:eastAsia="微软雅黑"/>
           <w:b/>
           <w:i w:val="0"/>
-          <w:color w:val="1F3964"/>
+          <w:color w:val="4E7EBA"/>
           <w:sz w:val="24"/>
         </w:rPr>
         <w:t>第二类：合成数据（指令数据）</w:t>
@@ -3101,7 +3101,7 @@
           <w:rFonts w:ascii="Times New Roman" w:hAnsi="Times New Roman" w:eastAsia="微软雅黑"/>
           <w:b/>
           <w:i w:val="0"/>
-          <w:color w:val="1F3964"/>
+          <w:color w:val="4E7EBA"/>
           <w:sz w:val="24"/>
         </w:rPr>
         <w:t>第三类：真实数据（可选，提升真实感）</w:t>
@@ -3205,7 +3205,7 @@
           <w:rFonts w:ascii="Times New Roman" w:hAnsi="Times New Roman" w:eastAsia="微软雅黑"/>
           <w:b/>
           <w:i w:val="0"/>
-          <w:color w:val="1F3964"/>
+          <w:color w:val="4E7EBA"/>
           <w:sz w:val="27"/>
         </w:rPr>
         <w:t>3.2 数据处理流程</w:t>
@@ -3221,7 +3221,7 @@
           <w:rFonts w:ascii="Times New Roman" w:hAnsi="Times New Roman" w:eastAsia="微软雅黑"/>
           <w:b/>
           <w:i w:val="0"/>
-          <w:color w:val="1F3964"/>
+          <w:color w:val="4E7EBA"/>
           <w:sz w:val="24"/>
         </w:rPr>
         <w:t>第一步：数据清洗</w:t>
@@ -3333,7 +3333,7 @@
           <w:rFonts w:ascii="Times New Roman" w:hAnsi="Times New Roman" w:eastAsia="微软雅黑"/>
           <w:b/>
           <w:i w:val="0"/>
-          <w:color w:val="1F3964"/>
+          <w:color w:val="4E7EBA"/>
           <w:sz w:val="24"/>
         </w:rPr>
         <w:t>第二步：数据格式化</w:t>
@@ -3432,7 +3432,7 @@
           <w:rFonts w:ascii="Times New Roman" w:hAnsi="Times New Roman" w:eastAsia="微软雅黑"/>
           <w:b/>
           <w:i w:val="0"/>
-          <w:color w:val="1F3964"/>
+          <w:color w:val="4E7EBA"/>
           <w:sz w:val="24"/>
         </w:rPr>
         <w:t>第三步：任务分类</w:t>
@@ -3582,7 +3582,7 @@
           <w:rFonts w:ascii="Times New Roman" w:hAnsi="Times New Roman" w:eastAsia="微软雅黑"/>
           <w:b/>
           <w:i w:val="0"/>
-          <w:color w:val="1F3964"/>
+          <w:color w:val="4E7EBA"/>
           <w:sz w:val="24"/>
         </w:rPr>
         <w:t>第四步：数据划分</w:t>
@@ -3646,7 +3646,7 @@
           <w:rFonts w:ascii="Times New Roman" w:hAnsi="Times New Roman" w:eastAsia="微软雅黑"/>
           <w:b/>
           <w:i w:val="0"/>
-          <w:color w:val="1F3964"/>
+          <w:color w:val="4E7EBA"/>
           <w:sz w:val="27"/>
         </w:rPr>
         <w:t>3.3 数据质量控制</w:t>
@@ -3734,7 +3734,7 @@
           <w:rFonts w:ascii="Times New Roman" w:hAnsi="Times New Roman" w:eastAsia="微软雅黑"/>
           <w:b/>
           <w:i w:val="0"/>
-          <w:color w:val="1F3964"/>
+          <w:color w:val="4E7EBA"/>
           <w:sz w:val="32"/>
         </w:rPr>
         <w:t>四、训练方案</w:t>
@@ -3750,7 +3750,7 @@
           <w:rFonts w:ascii="Times New Roman" w:hAnsi="Times New Roman" w:eastAsia="微软雅黑"/>
           <w:b/>
           <w:i w:val="0"/>
-          <w:color w:val="1F3964"/>
+          <w:color w:val="4E7EBA"/>
           <w:sz w:val="27"/>
         </w:rPr>
         <w:t>4.1 阶段一：LoRA 快速迭代</w:t>
@@ -3789,7 +3789,7 @@
           <w:rFonts w:ascii="Times New Roman" w:hAnsi="Times New Roman" w:eastAsia="微软雅黑"/>
           <w:b/>
           <w:i w:val="0"/>
-          <w:color w:val="1F3964"/>
+          <w:color w:val="4E7EBA"/>
           <w:sz w:val="24"/>
         </w:rPr>
         <w:t>4.1.1 LoRA SFT 训练</w:t>
@@ -4604,7 +4604,7 @@
           <w:rFonts w:ascii="Times New Roman" w:hAnsi="Times New Roman" w:eastAsia="微软雅黑"/>
           <w:b/>
           <w:i w:val="0"/>
-          <w:color w:val="1F3964"/>
+          <w:color w:val="4E7EBA"/>
           <w:sz w:val="24"/>
         </w:rPr>
         <w:t>4.1.2 LoRA 阶段要做的实验</w:t>
@@ -4815,7 +4815,7 @@
           <w:rFonts w:ascii="Times New Roman" w:hAnsi="Times New Roman" w:eastAsia="微软雅黑"/>
           <w:b/>
           <w:i w:val="0"/>
-          <w:color w:val="1F3964"/>
+          <w:color w:val="4E7EBA"/>
           <w:sz w:val="27"/>
         </w:rPr>
         <w:t>4.2 阶段二：全参数最终优化</w:t>
@@ -4854,7 +4854,7 @@
           <w:rFonts w:ascii="Times New Roman" w:hAnsi="Times New Roman" w:eastAsia="微软雅黑"/>
           <w:b/>
           <w:i w:val="0"/>
-          <w:color w:val="1F3964"/>
+          <w:color w:val="4E7EBA"/>
           <w:sz w:val="24"/>
         </w:rPr>
         <w:t>4.2.1 全参数 SFT 训练</w:t>
@@ -5647,7 +5647,7 @@
           <w:rFonts w:ascii="Times New Roman" w:hAnsi="Times New Roman" w:eastAsia="微软雅黑"/>
           <w:b/>
           <w:i w:val="0"/>
-          <w:color w:val="1F3964"/>
+          <w:color w:val="4E7EBA"/>
           <w:sz w:val="24"/>
         </w:rPr>
         <w:t>4.2.2 领域继续预训练（可选，但推荐）</w:t>
@@ -5984,7 +5984,7 @@
           <w:rFonts w:ascii="Times New Roman" w:hAnsi="Times New Roman" w:eastAsia="微软雅黑"/>
           <w:b/>
           <w:i w:val="0"/>
-          <w:color w:val="1F3964"/>
+          <w:color w:val="4E7EBA"/>
           <w:sz w:val="27"/>
         </w:rPr>
         <w:t>4.3 阶段三：对齐优化（可选，进阶）</w:t>
@@ -6336,7 +6336,7 @@
           <w:rFonts w:ascii="Times New Roman" w:hAnsi="Times New Roman" w:eastAsia="微软雅黑"/>
           <w:b/>
           <w:i w:val="0"/>
-          <w:color w:val="1F3964"/>
+          <w:color w:val="4E7EBA"/>
           <w:sz w:val="27"/>
         </w:rPr>
         <w:t>4.4 训练监控</w:t>
@@ -6589,7 +6589,7 @@
           <w:rFonts w:ascii="Times New Roman" w:hAnsi="Times New Roman" w:eastAsia="微软雅黑"/>
           <w:b/>
           <w:i w:val="0"/>
-          <w:color w:val="1F3964"/>
+          <w:color w:val="4E7EBA"/>
           <w:sz w:val="32"/>
         </w:rPr>
         <w:t>五、评估方案</w:t>
@@ -6605,7 +6605,7 @@
           <w:rFonts w:ascii="Times New Roman" w:hAnsi="Times New Roman" w:eastAsia="微软雅黑"/>
           <w:b/>
           <w:i w:val="0"/>
-          <w:color w:val="1F3964"/>
+          <w:color w:val="4E7EBA"/>
           <w:sz w:val="27"/>
         </w:rPr>
         <w:t>5.1 自动评估（客观指标）</w:t>
@@ -6937,7 +6937,7 @@
           <w:rFonts w:ascii="Times New Roman" w:hAnsi="Times New Roman" w:eastAsia="微软雅黑"/>
           <w:b/>
           <w:i w:val="0"/>
-          <w:color w:val="1F3964"/>
+          <w:color w:val="4E7EBA"/>
           <w:sz w:val="27"/>
         </w:rPr>
         <w:t>5.2 人工评估（主观指标）</w:t>
@@ -7250,7 +7250,7 @@
           <w:rFonts w:ascii="Times New Roman" w:hAnsi="Times New Roman" w:eastAsia="微软雅黑"/>
           <w:b/>
           <w:i w:val="0"/>
-          <w:color w:val="1F3964"/>
+          <w:color w:val="4E7EBA"/>
           <w:sz w:val="27"/>
         </w:rPr>
         <w:t>5.3 对比实验（重点！）</w:t>
@@ -7550,7 +7550,7 @@
           <w:rFonts w:ascii="Times New Roman" w:hAnsi="Times New Roman" w:eastAsia="微软雅黑"/>
           <w:b/>
           <w:i w:val="0"/>
-          <w:color w:val="1F3964"/>
+          <w:color w:val="4E7EBA"/>
           <w:sz w:val="32"/>
         </w:rPr>
         <w:t>六、部署与展示</w:t>
@@ -7566,7 +7566,7 @@
           <w:rFonts w:ascii="Times New Roman" w:hAnsi="Times New Roman" w:eastAsia="微软雅黑"/>
           <w:b/>
           <w:i w:val="0"/>
-          <w:color w:val="1F3964"/>
+          <w:color w:val="4E7EBA"/>
           <w:sz w:val="27"/>
         </w:rPr>
         <w:t>6.1 模型发布</w:t>
@@ -7820,7 +7820,7 @@
           <w:rFonts w:ascii="Times New Roman" w:hAnsi="Times New Roman" w:eastAsia="微软雅黑"/>
           <w:b/>
           <w:i w:val="0"/>
-          <w:color w:val="1F3964"/>
+          <w:color w:val="4E7EBA"/>
           <w:sz w:val="27"/>
         </w:rPr>
         <w:t>6.2 Demo 展示</w:t>
@@ -8041,7 +8041,7 @@
           <w:rFonts w:ascii="Times New Roman" w:hAnsi="Times New Roman" w:eastAsia="微软雅黑"/>
           <w:b/>
           <w:i w:val="0"/>
-          <w:color w:val="1F3964"/>
+          <w:color w:val="4E7EBA"/>
           <w:sz w:val="27"/>
         </w:rPr>
         <w:t>6.3 技术博客</w:t>
@@ -8238,7 +8238,7 @@
           <w:rFonts w:ascii="Times New Roman" w:hAnsi="Times New Roman" w:eastAsia="微软雅黑"/>
           <w:b/>
           <w:i w:val="0"/>
-          <w:color w:val="1F3964"/>
+          <w:color w:val="4E7EBA"/>
           <w:sz w:val="32"/>
         </w:rPr>
         <w:t>七、时间规划（4 周方案）</w:t>
@@ -8254,7 +8254,7 @@
           <w:rFonts w:ascii="Times New Roman" w:hAnsi="Times New Roman" w:eastAsia="微软雅黑"/>
           <w:b/>
           <w:i w:val="0"/>
-          <w:color w:val="1F3964"/>
+          <w:color w:val="4E7EBA"/>
           <w:sz w:val="27"/>
         </w:rPr>
         <w:t>第 1 周：数据准备</w:t>
@@ -8342,7 +8342,7 @@
           <w:rFonts w:ascii="Times New Roman" w:hAnsi="Times New Roman" w:eastAsia="微软雅黑"/>
           <w:b/>
           <w:i w:val="0"/>
-          <w:color w:val="1F3964"/>
+          <w:color w:val="4E7EBA"/>
           <w:sz w:val="27"/>
         </w:rPr>
         <w:t>第 2 周：LoRA 快速迭代</w:t>
@@ -8430,7 +8430,7 @@
           <w:rFonts w:ascii="Times New Roman" w:hAnsi="Times New Roman" w:eastAsia="微软雅黑"/>
           <w:b/>
           <w:i w:val="0"/>
-          <w:color w:val="1F3964"/>
+          <w:color w:val="4E7EBA"/>
           <w:sz w:val="27"/>
         </w:rPr>
         <w:t>第 3 周：全参数最终优化</w:t>
@@ -8518,7 +8518,7 @@
           <w:rFonts w:ascii="Times New Roman" w:hAnsi="Times New Roman" w:eastAsia="微软雅黑"/>
           <w:b/>
           <w:i w:val="0"/>
-          <w:color w:val="1F3964"/>
+          <w:color w:val="4E7EBA"/>
           <w:sz w:val="27"/>
         </w:rPr>
         <w:t>第 4 周：整理发布</w:t>
@@ -8630,7 +8630,7 @@
           <w:rFonts w:ascii="Times New Roman" w:hAnsi="Times New Roman" w:eastAsia="微软雅黑"/>
           <w:b/>
           <w:i w:val="0"/>
-          <w:color w:val="1F3964"/>
+          <w:color w:val="4E7EBA"/>
           <w:sz w:val="32"/>
         </w:rPr>
         <w:t>八、成本估算</w:t>
@@ -8646,7 +8646,7 @@
           <w:rFonts w:ascii="Times New Roman" w:hAnsi="Times New Roman" w:eastAsia="微软雅黑"/>
           <w:b/>
           <w:i w:val="0"/>
-          <w:color w:val="1F3964"/>
+          <w:color w:val="4E7EBA"/>
           <w:sz w:val="27"/>
         </w:rPr>
         <w:t>算力成本（3080Ti，按 2 元/小时算）</w:t>
@@ -9214,7 +9214,7 @@
           <w:rFonts w:ascii="Times New Roman" w:hAnsi="Times New Roman" w:eastAsia="微软雅黑"/>
           <w:b/>
           <w:i w:val="0"/>
-          <w:color w:val="1F3964"/>
+          <w:color w:val="4E7EBA"/>
           <w:sz w:val="27"/>
         </w:rPr>
         <w:t>数据成本</w:t>
@@ -9302,7 +9302,7 @@
           <w:rFonts w:ascii="Times New Roman" w:hAnsi="Times New Roman" w:eastAsia="微软雅黑"/>
           <w:b/>
           <w:i w:val="0"/>
-          <w:color w:val="1F3964"/>
+          <w:color w:val="4E7EBA"/>
           <w:sz w:val="27"/>
         </w:rPr>
         <w:t>总成本</w:t>
@@ -9398,7 +9398,7 @@
           <w:rFonts w:ascii="Times New Roman" w:hAnsi="Times New Roman" w:eastAsia="微软雅黑"/>
           <w:b/>
           <w:i w:val="0"/>
-          <w:color w:val="1F3964"/>
+          <w:color w:val="4E7EBA"/>
           <w:sz w:val="32"/>
         </w:rPr>
         <w:t>九、亮点与差异化</w:t>
@@ -9414,7 +9414,7 @@
           <w:rFonts w:ascii="Times New Roman" w:hAnsi="Times New Roman" w:eastAsia="微软雅黑"/>
           <w:b/>
           <w:i w:val="0"/>
-          <w:color w:val="1F3964"/>
+          <w:color w:val="4E7EBA"/>
           <w:sz w:val="27"/>
         </w:rPr>
         <w:t>优先保证的差异化设计</w:t>
@@ -9595,7 +9595,7 @@
           <w:rFonts w:ascii="Times New Roman" w:hAnsi="Times New Roman" w:eastAsia="微软雅黑"/>
           <w:b/>
           <w:i w:val="0"/>
-          <w:color w:val="1F3964"/>
+          <w:color w:val="4E7EBA"/>
           <w:sz w:val="27"/>
         </w:rPr>
         <w:t>可选的进阶方向</w:t>
@@ -9743,7 +9743,7 @@
           <w:rFonts w:ascii="Times New Roman" w:hAnsi="Times New Roman" w:eastAsia="微软雅黑"/>
           <w:b/>
           <w:i w:val="0"/>
-          <w:color w:val="1F3964"/>
+          <w:color w:val="4E7EBA"/>
           <w:sz w:val="32"/>
         </w:rPr>
         <w:t>十、风险与应对</w:t>
@@ -10328,7 +10328,7 @@
           <w:rFonts w:ascii="Times New Roman" w:hAnsi="Times New Roman" w:eastAsia="微软雅黑"/>
           <w:b/>
           <w:i w:val="0"/>
-          <w:color w:val="1F3964"/>
+          <w:color w:val="4E7EBA"/>
           <w:sz w:val="32"/>
         </w:rPr>
         <w:t>十一、下一步行动</w:t>
@@ -10937,7 +10937,7 @@
       <w:rFonts w:asciiTheme="majorHAnsi" w:eastAsiaTheme="majorEastAsia" w:hAnsiTheme="majorHAnsi" w:cstheme="majorBidi" w:eastAsia="微软雅黑"/>
       <w:b/>
       <w:bCs/>
-      <w:color w:val="365F91" w:themeColor="accent1" w:themeShade="BF"/>
+      <w:color w:val="4E7EBA"/>
       <w:sz w:val="28"/>
       <w:szCs w:val="28"/>
     </w:rPr>
@@ -10961,7 +10961,7 @@
       <w:rFonts w:asciiTheme="majorHAnsi" w:eastAsiaTheme="majorEastAsia" w:hAnsiTheme="majorHAnsi" w:cstheme="majorBidi" w:eastAsia="微软雅黑"/>
       <w:b/>
       <w:bCs/>
-      <w:color w:val="4F81BD" w:themeColor="accent1"/>
+      <w:color w:val="4E7EBA"/>
       <w:sz w:val="26"/>
       <w:szCs w:val="26"/>
     </w:rPr>
@@ -10985,7 +10985,7 @@
       <w:rFonts w:asciiTheme="majorHAnsi" w:eastAsiaTheme="majorEastAsia" w:hAnsiTheme="majorHAnsi" w:cstheme="majorBidi" w:eastAsia="微软雅黑"/>
       <w:b/>
       <w:bCs/>
-      <w:color w:val="4F81BD" w:themeColor="accent1"/>
+      <w:color w:val="4E7EBA"/>
     </w:rPr>
   </w:style>
   <w:style w:type="paragraph" w:styleId="Heading4">
@@ -11010,7 +11010,7 @@
       <w:bCs/>
       <w:i/>
       <w:iCs/>
-      <w:color w:val="4F81BD" w:themeColor="accent1"/>
+      <w:color w:val="4E7EBA"/>
     </w:rPr>
   </w:style>
   <w:style w:type="paragraph" w:styleId="Heading5">
